--- a/public/Majd_Chagroufi_CV.docx
+++ b/public/Majd_Chagroufi_CV.docx
@@ -54,43 +54,7 @@
           <w:szCs w:val="19"/>
           <w:lang w:val="en-US"/>
         </w:rPr>
-        <w:t>majdchagroufi@gmail.com | +</w:t>
-      </w:r>
-      <w:r>
-        <w:rPr>
-          <w:color w:val="595959"/>
-          <w:sz w:val="19"/>
-          <w:szCs w:val="19"/>
-          <w:lang w:val="en-US"/>
-        </w:rPr>
-        <w:t xml:space="preserve">212 649 795 </w:t>
-      </w:r>
-      <w:r>
-        <w:rPr>
-          <w:color w:val="595959"/>
-          <w:sz w:val="19"/>
-          <w:szCs w:val="19"/>
-          <w:lang w:val="en-US"/>
-        </w:rPr>
-        <w:t>475 | Casablanca</w:t>
-      </w:r>
-      <w:r>
-        <w:rPr>
-          <w:color w:val="595959"/>
-          <w:sz w:val="19"/>
-          <w:szCs w:val="19"/>
-          <w:lang w:val="en-US"/>
-        </w:rPr>
-        <w:t xml:space="preserve">, Morocco (Open to relocation: </w:t>
-      </w:r>
-      <w:r>
-        <w:rPr>
-          <w:color w:val="595959"/>
-          <w:sz w:val="19"/>
-          <w:szCs w:val="19"/>
-          <w:lang w:val="en-US"/>
-        </w:rPr>
-        <w:t>Europe)</w:t>
+        <w:t>majdchagroufi@gmail.com | +212 649 795 475 | Casablanca, Morocco (Open to relocation: Europe)</w:t>
       </w:r>
       <w:r>
         <w:rPr>
@@ -101,7 +65,7 @@
           <w:szCs w:val="19"/>
           <w:lang w:val="en-US"/>
         </w:rPr>
-        <w:t xml:space="preserve"> | linkedin.com</w:t>
+        <w:t xml:space="preserve"> | linkedin.com/in/majdchagroufi</w:t>
       </w:r>
       <w:r>
         <w:rPr>
@@ -112,7 +76,7 @@
           <w:szCs w:val="19"/>
           <w:lang w:val="en-US"/>
         </w:rPr>
-        <w:t>/in/</w:t>
+        <w:t xml:space="preserve"> </w:t>
       </w:r>
       <w:r>
         <w:rPr>
@@ -123,7 +87,7 @@
           <w:szCs w:val="19"/>
           <w:lang w:val="en-US"/>
         </w:rPr>
-        <w:t>majdchagroufi | English</w:t>
+        <w:t>| majdch.github.io/portfolio</w:t>
       </w:r>
       <w:r>
         <w:rPr>
@@ -134,7 +98,7 @@
           <w:szCs w:val="19"/>
           <w:lang w:val="en-US"/>
         </w:rPr>
-        <w:t xml:space="preserve"> (Bilingual) · French (Bilingual) · Arabic (Native)</w:t>
+        <w:t xml:space="preserve"> | English (Bilingual) · French (Bilingual) · Arabic (Native)</w:t>
       </w:r>
     </w:p>
     <w:p>
@@ -178,7 +142,7 @@
         <w:rPr>
           <w:lang w:val="en-US"/>
         </w:rPr>
-        <w:t>Senior SAP Basis &amp; Authorization Consultant with 5+ years across 10+ enterprise engagements in Morocco, Africa, and Europe (France). Expert in S/4HANA 2023/2025 On-Premise installation (SWPM/HDBLCM), SAP HANA administration, SUM/DMO upgrades, and cloud-native identity governance via SAP IAS (SSO/IdP), SAP IPS (automated provisioning), and SAP IAG (BTP-native SoD enforcement and access governance — cloud successor to GRC AC), integrated directly with S/4HANA On-Premise. Skilled in SAML 2.0, OAuth 2.0, SSL/TLS, RFC/IDOC integration, and infrastructure automation (Ansible, Terraform, Azure, AWS). Engineering Degree BAC+5 / EQF Level 7. Bilingual EN/FR, Arabic native. Open to Senior SAP Basis / SAP Security roles in Europe with visa sponsorship.</w:t>
+        <w:t>Senior SAP Basis &amp; Authorization Consultant with 5+ years across 10+ enterprise engagements in Morocco, Africa, and Europe (France). Expert in S/4HANA 2023/2025 On-Premise installation (SWPM/HDBLCM), SAP HANA administration, SUM/DMO upgrades, and cloud-native identity governance via SAP IAS (SSO/IdP), SAP IPS (automated provisioning), and SAP IAG (BTP-native SoD enforcement and access governance — cloud successor to GRC AC), integrated directly with S/4HANA On-Premise. Skilled in SAML 2.0, OAuth 2.0, SSL/TLS, RFC/IDOC integration, and infrastructure automation (Ansible, Terraform, Azure, AWS). Engineering Degree BAC+5 / EQF Level 7. Bilingual EN/FR, Arabic native.</w:t>
       </w:r>
     </w:p>
     <w:p>
@@ -708,6 +672,22 @@
         </w:tabs>
         <w:spacing w:before="160" w:after="40"/>
         <w:rPr>
+          <w:i/>
+          <w:iCs/>
+          <w:color w:val="595959"/>
+          <w:sz w:val="18"/>
+          <w:szCs w:val="18"/>
+          <w:lang w:val="en-US"/>
+        </w:rPr>
+      </w:pPr>
+    </w:p>
+    <w:p>
+      <w:pPr>
+        <w:tabs>
+          <w:tab w:val="right" w:pos="9026"/>
+        </w:tabs>
+        <w:spacing w:before="160" w:after="40"/>
+        <w:rPr>
           <w:lang w:val="en-US"/>
         </w:rPr>
       </w:pPr>
@@ -859,19 +839,7 @@
           <w:sz w:val="18"/>
           <w:szCs w:val="18"/>
         </w:rPr>
-        <w:t>Tools :</w:t>
-      </w:r>
-      <w:r>
-        <w:rPr>
-          <w:b/>
-          <w:bCs/>
-          <w:i/>
-          <w:iCs/>
-          <w:color w:val="595959"/>
-          <w:sz w:val="18"/>
-          <w:szCs w:val="18"/>
-        </w:rPr>
-        <w:t xml:space="preserve"> </w:t>
+        <w:t xml:space="preserve">Tools : </w:t>
       </w:r>
       <w:r>
         <w:rPr>
@@ -975,7 +943,7 @@
         <w:rPr>
           <w:lang w:val="en-US"/>
         </w:rPr>
-        <w:t>Contributed as part of a technical team to the Unicode migration of a legacy ECC 6 non-Unicode system using SWPM and the Unicode Conversion Tool; performed pre-conversion checks and post-migration validation with zero data loss.</w:t>
+        <w:t>Contributed as part of a technical team to the Unicode migration of a legacy ECC 6 non-Unicode system using SWPM; performed pre-conversion checks and post-migration validation with zero data loss.</w:t>
       </w:r>
     </w:p>
     <w:p>
@@ -1772,12 +1740,6 @@
         <w:gridCol w:w="6826"/>
       </w:tblGrid>
       <w:tr>
-        <w:tblPrEx>
-          <w:tblCellMar>
-            <w:top w:w="0" w:type="dxa"/>
-            <w:bottom w:w="0" w:type="dxa"/>
-          </w:tblCellMar>
-        </w:tblPrEx>
         <w:tc>
           <w:tcPr>
             <w:tcW w:w="2200" w:type="dxa"/>
@@ -1835,12 +1797,6 @@
         </w:tc>
       </w:tr>
       <w:tr>
-        <w:tblPrEx>
-          <w:tblCellMar>
-            <w:top w:w="0" w:type="dxa"/>
-            <w:bottom w:w="0" w:type="dxa"/>
-          </w:tblCellMar>
-        </w:tblPrEx>
         <w:tc>
           <w:tcPr>
             <w:tcW w:w="2200" w:type="dxa"/>
@@ -1904,12 +1860,6 @@
         </w:tc>
       </w:tr>
       <w:tr>
-        <w:tblPrEx>
-          <w:tblCellMar>
-            <w:top w:w="0" w:type="dxa"/>
-            <w:bottom w:w="0" w:type="dxa"/>
-          </w:tblCellMar>
-        </w:tblPrEx>
         <w:tc>
           <w:tcPr>
             <w:tcW w:w="2200" w:type="dxa"/>
@@ -1973,12 +1923,6 @@
         </w:tc>
       </w:tr>
       <w:tr>
-        <w:tblPrEx>
-          <w:tblCellMar>
-            <w:top w:w="0" w:type="dxa"/>
-            <w:bottom w:w="0" w:type="dxa"/>
-          </w:tblCellMar>
-        </w:tblPrEx>
         <w:tc>
           <w:tcPr>
             <w:tcW w:w="2200" w:type="dxa"/>
@@ -2042,12 +1986,6 @@
         </w:tc>
       </w:tr>
       <w:tr>
-        <w:tblPrEx>
-          <w:tblCellMar>
-            <w:top w:w="0" w:type="dxa"/>
-            <w:bottom w:w="0" w:type="dxa"/>
-          </w:tblCellMar>
-        </w:tblPrEx>
         <w:tc>
           <w:tcPr>
             <w:tcW w:w="2200" w:type="dxa"/>
@@ -2111,12 +2049,6 @@
         </w:tc>
       </w:tr>
       <w:tr>
-        <w:tblPrEx>
-          <w:tblCellMar>
-            <w:top w:w="0" w:type="dxa"/>
-            <w:bottom w:w="0" w:type="dxa"/>
-          </w:tblCellMar>
-        </w:tblPrEx>
         <w:tc>
           <w:tcPr>
             <w:tcW w:w="2200" w:type="dxa"/>
@@ -3147,7 +3079,6 @@
   <w:style w:type="character" w:default="1" w:styleId="DefaultParagraphFont">
     <w:name w:val="Default Paragraph Font"/>
     <w:uiPriority w:val="1"/>
-    <w:semiHidden/>
     <w:unhideWhenUsed/>
   </w:style>
   <w:style w:type="table" w:default="1" w:styleId="TableNormal">
